--- a/Hệ thống thông tin quản trị nhân lực/doc/PTTK_OOP_HR.docx
+++ b/Hệ thống thông tin quản trị nhân lực/doc/PTTK_OOP_HR.docx
@@ -33642,7 +33642,7 @@
         <w:rPr>
           <w:rStyle w:val="VerbatimChar"/>
         </w:rPr>
-        <w:t xml:space="preserve">topbar &amp; sidebar (z-40)</w:t>
+        <w:t xml:space="preserve">topbar (z-40)</w:t>
       </w:r>
       <w:r>
         <w:t xml:space="preserve">: Thanh điều hướng đỉnh Topbar (</w:t>
@@ -33666,19 +33666,22 @@
         <w:rPr>
           <w:rStyle w:val="VerbatimChar"/>
         </w:rPr>
-        <w:t xml:space="preserve">sticky top-0 z-40 bg-card/95 backdrop-blur border-b</w:t>
-      </w:r>
-      <w:r>
-        <w:t xml:space="preserve">) và thanh bên Sidebar (</w:t>
+        <w:t xml:space="preserve">sticky top-0 z-40 bg-card/80 backdrop-blur border-b</w:t>
+      </w:r>
+      <w:r>
+        <w:t xml:space="preserve">), được neo ở mức z-40 và bắt đầu từ biên phải của thanh bên (bằng</w:t>
+      </w:r>
+      <w:r>
+        <w:t xml:space="preserve"> </w:t>
       </w:r>
       <w:r>
         <w:rPr>
           <w:rStyle w:val="VerbatimChar"/>
         </w:rPr>
-        <w:t xml:space="preserve">z-40 border-r</w:t>
-      </w:r>
-      <w:r>
-        <w:t xml:space="preserve">). Nhờ z-index 40, Topbar luôn là trần cao nhất che chắn mọi phần tử cuộn hoặc popup trong trang nội dung bên dưới.</w:t>
+        <w:t xml:space="preserve">margin-left</w:t>
+      </w:r>
+      <w:r>
+        <w:t xml:space="preserve">), che chắn mọi phần tử cuộn hoặc popup trong trang nội dung bên dưới.</w:t>
       </w:r>
       <w:r>
         <w:t xml:space="preserve"> </w:t>
@@ -33693,6 +33696,51 @@
         <w:rPr>
           <w:rStyle w:val="VerbatimChar"/>
         </w:rPr>
+        <w:t xml:space="preserve">sidebar (z-50)</w:t>
+      </w:r>
+      <w:r>
+        <w:t xml:space="preserve">: Thanh điều hướng chính dạng cột (</w:t>
+      </w:r>
+      <w:r>
+        <w:rPr>
+          <w:rStyle w:val="VerbatimChar"/>
+        </w:rPr>
+        <w:t xml:space="preserve">w-16</w:t>
+      </w:r>
+      <w:r>
+        <w:t xml:space="preserve">) và thanh phụ mở rộng (</w:t>
+      </w:r>
+      <w:r>
+        <w:rPr>
+          <w:rStyle w:val="VerbatimChar"/>
+        </w:rPr>
+        <w:t xml:space="preserve">w-64</w:t>
+      </w:r>
+      <w:r>
+        <w:t xml:space="preserve">) được cố định toàn chiều cao (</w:t>
+      </w:r>
+      <w:r>
+        <w:rPr>
+          <w:rStyle w:val="VerbatimChar"/>
+        </w:rPr>
+        <w:t xml:space="preserve">fixed inset-y-0 z-50 border-r</w:t>
+      </w:r>
+      <w:r>
+        <w:t xml:space="preserve">). Nhờ z-index 50 cao hơn Topbar 40, thanh Sidebar luôn hiển thị nguyên vẹn, loại bỏ hoàn toàn nguy cơ Topbar phủ đè lên biểu tượng logo hay thanh tìm kiếm chức năng.</w:t>
+      </w:r>
+      <w:r>
+        <w:t xml:space="preserve"> </w:t>
+      </w:r>
+      <w:r>
+        <w:t xml:space="preserve">6.</w:t>
+      </w:r>
+      <w:r>
+        <w:t xml:space="preserve"> </w:t>
+      </w:r>
+      <w:r>
+        <w:rPr>
+          <w:rStyle w:val="VerbatimChar"/>
+        </w:rPr>
         <w:t xml:space="preserve">dialog-overlay (z-60)</w:t>
       </w:r>
       <w:r>
@@ -33702,7 +33750,7 @@
         <w:t xml:space="preserve"> </w:t>
       </w:r>
       <w:r>
-        <w:t xml:space="preserve">6.</w:t>
+        <w:t xml:space="preserve">7.</w:t>
       </w:r>
       <w:r>
         <w:t xml:space="preserve"> </w:t>
@@ -33720,7 +33768,7 @@
         <w:t xml:space="preserve"> </w:t>
       </w:r>
       <w:r>
-        <w:t xml:space="preserve">7.</w:t>
+        <w:t xml:space="preserve">8.</w:t>
       </w:r>
       <w:r>
         <w:t xml:space="preserve"> </w:t>
@@ -33738,7 +33786,7 @@
         <w:t xml:space="preserve"> </w:t>
       </w:r>
       <w:r>
-        <w:t xml:space="preserve">8.</w:t>
+        <w:t xml:space="preserve">9.</w:t>
       </w:r>
       <w:r>
         <w:t xml:space="preserve"> </w:t>
